--- a/Project Proposal Working.docx
+++ b/Project Proposal Working.docx
@@ -1543,25 +1543,6 @@
           <w:rtl w:val="0"/>
         </w:rPr>
         <w:t xml:space="preserve">To address polysemy (same words with different meaning), target words are represented using sense specific BERT embeddings, disambiguated using sememe annotations from HowNet (bank may have sememes [organisation, financial] or [landform, river]) , allowing different senses of the same word to occupy distinct regions of the embedding space. We evaluate multiple phrase encoding strategies, including Smooth Inverse Frequency (SIF), BiLSTM, BiLSTM with attention pooling, BERT ([CLS] token), and Sentence BERT (SBERT), paired with a lightweight MLP predictor.</w:t>
-      </w:r>
-    </w:p>
-    <w:p>
-      <w:pPr>
-        <w:spacing w:after="240" w:before="240" w:lineRule="auto"/>
-        <w:jc w:val="both"/>
-        <w:rPr/>
-      </w:pPr>
-      <w:r>
-        <w:rPr>
-          <w:rFonts w:ascii="Times New Roman" w:cs="Times New Roman" w:eastAsia="Times New Roman" w:hAnsi="Times New Roman"/>
-          <w:rtl w:val="0"/>
-        </w:rPr>
-        <w:t xml:space="preserve">#We further extend the framework to support cross lingual retrieval between English and Chinese, using shared phrase and word embedding spaces trained jointly across languages, removing the need for machine translation at inference time. We evaluate all encoders on both multi word and single word queries, and report retrieval performance, computational complexity, inference latency, and memory requirements across configurations . # Not part of project as given by mentor</w:t>
-      </w:r>
-      <w:r>
-        <w:rPr>
-          <w:rtl w:val="0"/>
-        </w:rPr>
       </w:r>
     </w:p>
     <w:p>
